--- a/Science_Teesside/Teaching_Packs/BUILD/lessons/W3A/BUILD_Science_Autumn1_W3A_Backbones_Teacher.docx
+++ b/Science_Teesside/Teaching_Packs/BUILD/lessons/W3A/BUILD_Science_Autumn1_W3A_Backbones_Teacher.docx
@@ -5,8 +5,15 @@
     <w:p>
       <w:pPr>
         <w:pStyle w:val="Kicker"/>
+        <w:pBdr>
+          <w:left w:val="single" w:sz="20" w:color="28685E" w:space="7"/>
+        </w:pBdr>
+        <w:ind w:left="140"/>
       </w:pPr>
       <w:r>
+        <w:rPr>
+          <w:rFonts w:ascii="Arial" w:hAnsi="Arial"/>
+        </w:rPr>
         <w:t>TEACHER GUIDANCE / ANSWERS SEPARATE</w:t>
       </w:r>
     </w:p>
@@ -15,6 +22,12 @@
         <w:pStyle w:val="Title"/>
       </w:pPr>
       <w:r>
+        <w:rPr>
+          <w:rFonts w:ascii="Arial" w:hAnsi="Arial"/>
+          <w:b/>
+          <w:color w:val="152B3A"/>
+          <w:sz w:val="48"/>
+        </w:rPr>
         <w:t>Backbones and no backbones</w:t>
       </w:r>
     </w:p>
@@ -23,40 +36,69 @@
         <w:pStyle w:val="Subtitle"/>
       </w:pPr>
       <w:r>
+        <w:rPr>
+          <w:rFonts w:ascii="Arial" w:hAnsi="Arial"/>
+          <w:i w:val="0"/>
+          <w:sz w:val="22"/>
+        </w:rPr>
         <w:t>Autumn 1 · Week 3 · Lesson A · 40 minutes</w:t>
       </w:r>
     </w:p>
     <w:p>
       <w:pPr>
         <w:pStyle w:val="Heading1"/>
+        <w:pBdr>
+          <w:bottom w:val="single" w:sz="6" w:color="DCE7DD" w:space="4"/>
+        </w:pBdr>
       </w:pPr>
       <w:r>
+        <w:rPr>
+          <w:rFonts w:ascii="Arial" w:hAnsi="Arial"/>
+        </w:rPr>
         <w:t>Learning objective</w:t>
       </w:r>
     </w:p>
     <w:p>
       <w:r>
+        <w:rPr>
+          <w:rFonts w:ascii="Arial" w:hAnsi="Arial"/>
+        </w:rPr>
         <w:t>Classify animals using evidence of an internal backbone, and explain why size, fur or legs are not reliable tests.</w:t>
       </w:r>
     </w:p>
     <w:p>
       <w:pPr>
         <w:pStyle w:val="Heading1"/>
+        <w:pBdr>
+          <w:bottom w:val="single" w:sz="6" w:color="DCE7DD" w:space="4"/>
+        </w:pBdr>
       </w:pPr>
       <w:r>
+        <w:rPr>
+          <w:rFonts w:ascii="Arial" w:hAnsi="Arial"/>
+        </w:rPr>
         <w:t>Evidence to look for</w:t>
       </w:r>
     </w:p>
     <w:p>
       <w:r>
+        <w:rPr>
+          <w:rFonts w:ascii="Arial" w:hAnsi="Arial"/>
+        </w:rPr>
         <w:t>Record the pupil decision or explanation and the support used. Accept pointing, signing, adult scribing or directing the model. A photograph alone does not establish understanding; no photography or public sharing is required.</w:t>
       </w:r>
     </w:p>
     <w:p>
       <w:pPr>
         <w:pStyle w:val="Heading1"/>
+        <w:pBdr>
+          <w:bottom w:val="single" w:sz="6" w:color="DCE7DD" w:space="4"/>
+        </w:pBdr>
       </w:pPr>
       <w:r>
+        <w:rPr>
+          <w:rFonts w:ascii="Arial" w:hAnsi="Arial"/>
+        </w:rPr>
         <w:t>Source lesson timing</w:t>
       </w:r>
     </w:p>
@@ -68,18 +110,18 @@
         <w:tblW w:w="9866" w:type="dxa"/>
         <w:tblInd w:w="120" w:type="dxa"/>
         <w:tblCellMar>
-          <w:top w:w="100" w:type="dxa"/>
-          <w:left w:w="100" w:type="dxa"/>
-          <w:bottom w:w="100" w:type="dxa"/>
-          <w:right w:w="100" w:type="dxa"/>
+          <w:top w:w="95" w:type="dxa"/>
+          <w:left w:w="120" w:type="dxa"/>
+          <w:bottom w:w="95" w:type="dxa"/>
+          <w:right w:w="120" w:type="dxa"/>
         </w:tblCellMar>
         <w:tblBorders>
-          <w:top w:val="single" w:sz="4" w:color="ACBBB7"/>
-          <w:left w:val="single" w:sz="4" w:color="ACBBB7"/>
-          <w:bottom w:val="single" w:sz="4" w:color="ACBBB7"/>
-          <w:right w:val="single" w:sz="4" w:color="ACBBB7"/>
-          <w:insideH w:val="single" w:sz="4" w:color="ACBBB7"/>
-          <w:insideV w:val="single" w:sz="4" w:color="ACBBB7"/>
+          <w:top w:val="single" w:sz="4" w:color="9DB9AC"/>
+          <w:left w:val="single" w:sz="4" w:color="9DB9AC"/>
+          <w:bottom w:val="single" w:sz="4" w:color="9DB9AC"/>
+          <w:right w:val="single" w:sz="4" w:color="9DB9AC"/>
+          <w:insideH w:val="single" w:sz="4" w:color="9DB9AC"/>
+          <w:insideV w:val="single" w:sz="4" w:color="9DB9AC"/>
         </w:tblBorders>
       </w:tblPr>
       <w:tblGrid>
@@ -96,16 +138,17 @@
           <w:tcPr>
             <w:vAlign w:val="center"/>
             <w:tcW w:w="2466" w:type="dxa"/>
-            <w:shd w:fill="F7F4EC"/>
+            <w:shd w:fill="28685E" w:val="clear"/>
           </w:tcPr>
           <w:p>
             <w:pPr>
-              <w:spacing w:after="20" w:before="20"/>
+              <w:spacing w:after="20" w:before="20" w:line="250" w:lineRule="auto"/>
             </w:pPr>
             <w:r>
               <w:rPr>
+                <w:rFonts w:ascii="Arial" w:hAnsi="Arial"/>
                 <w:b/>
-                <w:color w:val="173348"/>
+                <w:color w:val="FFFFFF"/>
                 <w:sz w:val="21"/>
               </w:rPr>
               <w:t>Elapsed minutes</w:t>
@@ -116,16 +159,17 @@
           <w:tcPr>
             <w:vAlign w:val="center"/>
             <w:tcW w:w="5919" w:type="dxa"/>
-            <w:shd w:fill="F7F4EC"/>
+            <w:shd w:fill="28685E" w:val="clear"/>
           </w:tcPr>
           <w:p>
             <w:pPr>
-              <w:spacing w:after="20" w:before="20"/>
+              <w:spacing w:after="20" w:before="20" w:line="250" w:lineRule="auto"/>
             </w:pPr>
             <w:r>
               <w:rPr>
+                <w:rFonts w:ascii="Arial" w:hAnsi="Arial"/>
                 <w:b/>
-                <w:color w:val="173348"/>
+                <w:color w:val="FFFFFF"/>
                 <w:sz w:val="21"/>
               </w:rPr>
               <w:t>Source stage</w:t>
@@ -136,16 +180,17 @@
           <w:tcPr>
             <w:vAlign w:val="center"/>
             <w:tcW w:w="1481" w:type="dxa"/>
-            <w:shd w:fill="F7F4EC"/>
+            <w:shd w:fill="28685E" w:val="clear"/>
           </w:tcPr>
           <w:p>
             <w:pPr>
-              <w:spacing w:after="20" w:before="20"/>
+              <w:spacing w:after="20" w:before="20" w:line="250" w:lineRule="auto"/>
             </w:pPr>
             <w:r>
               <w:rPr>
+                <w:rFonts w:ascii="Arial" w:hAnsi="Arial"/>
                 <w:b/>
-                <w:color w:val="173348"/>
+                <w:color w:val="FFFFFF"/>
                 <w:sz w:val="21"/>
               </w:rPr>
               <w:t>Minutes</w:t>
@@ -161,13 +206,16 @@
           <w:tcPr>
             <w:vAlign w:val="center"/>
             <w:tcW w:w="2466" w:type="dxa"/>
+            <w:shd w:fill="F1F5F0" w:val="clear"/>
           </w:tcPr>
           <w:p>
             <w:pPr>
-              <w:spacing w:after="20" w:before="20"/>
+              <w:spacing w:after="20" w:before="20" w:line="250" w:lineRule="auto"/>
             </w:pPr>
             <w:r>
               <w:rPr>
+                <w:rFonts w:ascii="Arial" w:hAnsi="Arial"/>
+                <w:color w:val="152B3A"/>
                 <w:sz w:val="21"/>
               </w:rPr>
               <w:t>0–1</w:t>
@@ -178,13 +226,16 @@
           <w:tcPr>
             <w:vAlign w:val="center"/>
             <w:tcW w:w="5919" w:type="dxa"/>
+            <w:shd w:fill="F1F5F0" w:val="clear"/>
           </w:tcPr>
           <w:p>
             <w:pPr>
-              <w:spacing w:after="20" w:before="20"/>
+              <w:spacing w:after="20" w:before="20" w:line="250" w:lineRule="auto"/>
             </w:pPr>
             <w:r>
               <w:rPr>
+                <w:rFonts w:ascii="Arial" w:hAnsi="Arial"/>
+                <w:color w:val="152B3A"/>
                 <w:sz w:val="21"/>
               </w:rPr>
               <w:t>Overview</w:t>
@@ -195,13 +246,16 @@
           <w:tcPr>
             <w:vAlign w:val="center"/>
             <w:tcW w:w="1481" w:type="dxa"/>
+            <w:shd w:fill="F1F5F0" w:val="clear"/>
           </w:tcPr>
           <w:p>
             <w:pPr>
-              <w:spacing w:after="20" w:before="20"/>
+              <w:spacing w:after="20" w:before="20" w:line="250" w:lineRule="auto"/>
             </w:pPr>
             <w:r>
               <w:rPr>
+                <w:rFonts w:ascii="Arial" w:hAnsi="Arial"/>
+                <w:color w:val="152B3A"/>
                 <w:sz w:val="21"/>
               </w:rPr>
               <w:t>1</w:t>
@@ -217,13 +271,16 @@
           <w:tcPr>
             <w:vAlign w:val="center"/>
             <w:tcW w:w="2466" w:type="dxa"/>
+            <w:shd w:fill="FFFFFF" w:val="clear"/>
           </w:tcPr>
           <w:p>
             <w:pPr>
-              <w:spacing w:after="20" w:before="20"/>
+              <w:spacing w:after="20" w:before="20" w:line="250" w:lineRule="auto"/>
             </w:pPr>
             <w:r>
               <w:rPr>
+                <w:rFonts w:ascii="Arial" w:hAnsi="Arial"/>
+                <w:color w:val="152B3A"/>
                 <w:sz w:val="21"/>
               </w:rPr>
               <w:t>1–5</w:t>
@@ -234,13 +291,16 @@
           <w:tcPr>
             <w:vAlign w:val="center"/>
             <w:tcW w:w="5919" w:type="dxa"/>
+            <w:shd w:fill="FFFFFF" w:val="clear"/>
           </w:tcPr>
           <w:p>
             <w:pPr>
-              <w:spacing w:after="20" w:before="20"/>
+              <w:spacing w:after="20" w:before="20" w:line="250" w:lineRule="auto"/>
             </w:pPr>
             <w:r>
               <w:rPr>
+                <w:rFonts w:ascii="Arial" w:hAnsi="Arial"/>
+                <w:color w:val="152B3A"/>
                 <w:sz w:val="21"/>
               </w:rPr>
               <w:t>Arrival Task</w:t>
@@ -251,13 +311,16 @@
           <w:tcPr>
             <w:vAlign w:val="center"/>
             <w:tcW w:w="1481" w:type="dxa"/>
+            <w:shd w:fill="FFFFFF" w:val="clear"/>
           </w:tcPr>
           <w:p>
             <w:pPr>
-              <w:spacing w:after="20" w:before="20"/>
+              <w:spacing w:after="20" w:before="20" w:line="250" w:lineRule="auto"/>
             </w:pPr>
             <w:r>
               <w:rPr>
+                <w:rFonts w:ascii="Arial" w:hAnsi="Arial"/>
+                <w:color w:val="152B3A"/>
                 <w:sz w:val="21"/>
               </w:rPr>
               <w:t>4</w:t>
@@ -273,13 +336,16 @@
           <w:tcPr>
             <w:vAlign w:val="center"/>
             <w:tcW w:w="2466" w:type="dxa"/>
+            <w:shd w:fill="F1F5F0" w:val="clear"/>
           </w:tcPr>
           <w:p>
             <w:pPr>
-              <w:spacing w:after="20" w:before="20"/>
+              <w:spacing w:after="20" w:before="20" w:line="250" w:lineRule="auto"/>
             </w:pPr>
             <w:r>
               <w:rPr>
+                <w:rFonts w:ascii="Arial" w:hAnsi="Arial"/>
+                <w:color w:val="152B3A"/>
                 <w:sz w:val="21"/>
               </w:rPr>
               <w:t>5–7</w:t>
@@ -290,13 +356,16 @@
           <w:tcPr>
             <w:vAlign w:val="center"/>
             <w:tcW w:w="5919" w:type="dxa"/>
+            <w:shd w:fill="F1F5F0" w:val="clear"/>
           </w:tcPr>
           <w:p>
             <w:pPr>
-              <w:spacing w:after="20" w:before="20"/>
+              <w:spacing w:after="20" w:before="20" w:line="250" w:lineRule="auto"/>
             </w:pPr>
             <w:r>
               <w:rPr>
+                <w:rFonts w:ascii="Arial" w:hAnsi="Arial"/>
+                <w:color w:val="152B3A"/>
                 <w:sz w:val="21"/>
               </w:rPr>
               <w:t>Today at a Glance</w:t>
@@ -307,13 +376,16 @@
           <w:tcPr>
             <w:vAlign w:val="center"/>
             <w:tcW w:w="1481" w:type="dxa"/>
+            <w:shd w:fill="F1F5F0" w:val="clear"/>
           </w:tcPr>
           <w:p>
             <w:pPr>
-              <w:spacing w:after="20" w:before="20"/>
+              <w:spacing w:after="20" w:before="20" w:line="250" w:lineRule="auto"/>
             </w:pPr>
             <w:r>
               <w:rPr>
+                <w:rFonts w:ascii="Arial" w:hAnsi="Arial"/>
+                <w:color w:val="152B3A"/>
                 <w:sz w:val="21"/>
               </w:rPr>
               <w:t>2</w:t>
@@ -329,13 +401,16 @@
           <w:tcPr>
             <w:vAlign w:val="center"/>
             <w:tcW w:w="2466" w:type="dxa"/>
+            <w:shd w:fill="FFFFFF" w:val="clear"/>
           </w:tcPr>
           <w:p>
             <w:pPr>
-              <w:spacing w:after="20" w:before="20"/>
+              <w:spacing w:after="20" w:before="20" w:line="250" w:lineRule="auto"/>
             </w:pPr>
             <w:r>
               <w:rPr>
+                <w:rFonts w:ascii="Arial" w:hAnsi="Arial"/>
+                <w:color w:val="152B3A"/>
                 <w:sz w:val="21"/>
               </w:rPr>
               <w:t>7–12</w:t>
@@ -346,13 +421,16 @@
           <w:tcPr>
             <w:vAlign w:val="center"/>
             <w:tcW w:w="5919" w:type="dxa"/>
+            <w:shd w:fill="FFFFFF" w:val="clear"/>
           </w:tcPr>
           <w:p>
             <w:pPr>
-              <w:spacing w:after="20" w:before="20"/>
+              <w:spacing w:after="20" w:before="20" w:line="250" w:lineRule="auto"/>
             </w:pPr>
             <w:r>
               <w:rPr>
+                <w:rFonts w:ascii="Arial" w:hAnsi="Arial"/>
+                <w:color w:val="152B3A"/>
                 <w:sz w:val="21"/>
               </w:rPr>
               <w:t>I Do 1</w:t>
@@ -363,13 +441,16 @@
           <w:tcPr>
             <w:vAlign w:val="center"/>
             <w:tcW w:w="1481" w:type="dxa"/>
+            <w:shd w:fill="FFFFFF" w:val="clear"/>
           </w:tcPr>
           <w:p>
             <w:pPr>
-              <w:spacing w:after="20" w:before="20"/>
+              <w:spacing w:after="20" w:before="20" w:line="250" w:lineRule="auto"/>
             </w:pPr>
             <w:r>
               <w:rPr>
+                <w:rFonts w:ascii="Arial" w:hAnsi="Arial"/>
+                <w:color w:val="152B3A"/>
                 <w:sz w:val="21"/>
               </w:rPr>
               <w:t>5</w:t>
@@ -385,13 +466,16 @@
           <w:tcPr>
             <w:vAlign w:val="center"/>
             <w:tcW w:w="2466" w:type="dxa"/>
+            <w:shd w:fill="F1F5F0" w:val="clear"/>
           </w:tcPr>
           <w:p>
             <w:pPr>
-              <w:spacing w:after="20" w:before="20"/>
+              <w:spacing w:after="20" w:before="20" w:line="250" w:lineRule="auto"/>
             </w:pPr>
             <w:r>
               <w:rPr>
+                <w:rFonts w:ascii="Arial" w:hAnsi="Arial"/>
+                <w:color w:val="152B3A"/>
                 <w:sz w:val="21"/>
               </w:rPr>
               <w:t>12–16</w:t>
@@ -402,13 +486,16 @@
           <w:tcPr>
             <w:vAlign w:val="center"/>
             <w:tcW w:w="5919" w:type="dxa"/>
+            <w:shd w:fill="F1F5F0" w:val="clear"/>
           </w:tcPr>
           <w:p>
             <w:pPr>
-              <w:spacing w:after="20" w:before="20"/>
+              <w:spacing w:after="20" w:before="20" w:line="250" w:lineRule="auto"/>
             </w:pPr>
             <w:r>
               <w:rPr>
+                <w:rFonts w:ascii="Arial" w:hAnsi="Arial"/>
+                <w:color w:val="152B3A"/>
                 <w:sz w:val="21"/>
               </w:rPr>
               <w:t>I Do 1b</w:t>
@@ -419,13 +506,16 @@
           <w:tcPr>
             <w:vAlign w:val="center"/>
             <w:tcW w:w="1481" w:type="dxa"/>
+            <w:shd w:fill="F1F5F0" w:val="clear"/>
           </w:tcPr>
           <w:p>
             <w:pPr>
-              <w:spacing w:after="20" w:before="20"/>
+              <w:spacing w:after="20" w:before="20" w:line="250" w:lineRule="auto"/>
             </w:pPr>
             <w:r>
               <w:rPr>
+                <w:rFonts w:ascii="Arial" w:hAnsi="Arial"/>
+                <w:color w:val="152B3A"/>
                 <w:sz w:val="21"/>
               </w:rPr>
               <w:t>4</w:t>
@@ -441,13 +531,16 @@
           <w:tcPr>
             <w:vAlign w:val="center"/>
             <w:tcW w:w="2466" w:type="dxa"/>
+            <w:shd w:fill="FFFFFF" w:val="clear"/>
           </w:tcPr>
           <w:p>
             <w:pPr>
-              <w:spacing w:after="20" w:before="20"/>
+              <w:spacing w:after="20" w:before="20" w:line="250" w:lineRule="auto"/>
             </w:pPr>
             <w:r>
               <w:rPr>
+                <w:rFonts w:ascii="Arial" w:hAnsi="Arial"/>
+                <w:color w:val="152B3A"/>
                 <w:sz w:val="21"/>
               </w:rPr>
               <w:t>16–22</w:t>
@@ -458,13 +551,16 @@
           <w:tcPr>
             <w:vAlign w:val="center"/>
             <w:tcW w:w="5919" w:type="dxa"/>
+            <w:shd w:fill="FFFFFF" w:val="clear"/>
           </w:tcPr>
           <w:p>
             <w:pPr>
-              <w:spacing w:after="20" w:before="20"/>
+              <w:spacing w:after="20" w:before="20" w:line="250" w:lineRule="auto"/>
             </w:pPr>
             <w:r>
               <w:rPr>
+                <w:rFonts w:ascii="Arial" w:hAnsi="Arial"/>
+                <w:color w:val="152B3A"/>
                 <w:sz w:val="21"/>
               </w:rPr>
               <w:t>We Do 1</w:t>
@@ -475,13 +571,16 @@
           <w:tcPr>
             <w:vAlign w:val="center"/>
             <w:tcW w:w="1481" w:type="dxa"/>
+            <w:shd w:fill="FFFFFF" w:val="clear"/>
           </w:tcPr>
           <w:p>
             <w:pPr>
-              <w:spacing w:after="20" w:before="20"/>
+              <w:spacing w:after="20" w:before="20" w:line="250" w:lineRule="auto"/>
             </w:pPr>
             <w:r>
               <w:rPr>
+                <w:rFonts w:ascii="Arial" w:hAnsi="Arial"/>
+                <w:color w:val="152B3A"/>
                 <w:sz w:val="21"/>
               </w:rPr>
               <w:t>6</w:t>
@@ -497,13 +596,16 @@
           <w:tcPr>
             <w:vAlign w:val="center"/>
             <w:tcW w:w="2466" w:type="dxa"/>
+            <w:shd w:fill="F1F5F0" w:val="clear"/>
           </w:tcPr>
           <w:p>
             <w:pPr>
-              <w:spacing w:after="20" w:before="20"/>
+              <w:spacing w:after="20" w:before="20" w:line="250" w:lineRule="auto"/>
             </w:pPr>
             <w:r>
               <w:rPr>
+                <w:rFonts w:ascii="Arial" w:hAnsi="Arial"/>
+                <w:color w:val="152B3A"/>
                 <w:sz w:val="21"/>
               </w:rPr>
               <w:t>22–26</w:t>
@@ -514,13 +616,16 @@
           <w:tcPr>
             <w:vAlign w:val="center"/>
             <w:tcW w:w="5919" w:type="dxa"/>
+            <w:shd w:fill="F1F5F0" w:val="clear"/>
           </w:tcPr>
           <w:p>
             <w:pPr>
-              <w:spacing w:after="20" w:before="20"/>
+              <w:spacing w:after="20" w:before="20" w:line="250" w:lineRule="auto"/>
             </w:pPr>
             <w:r>
               <w:rPr>
+                <w:rFonts w:ascii="Arial" w:hAnsi="Arial"/>
+                <w:color w:val="152B3A"/>
                 <w:sz w:val="21"/>
               </w:rPr>
               <w:t>We Do 1b</w:t>
@@ -531,13 +636,16 @@
           <w:tcPr>
             <w:vAlign w:val="center"/>
             <w:tcW w:w="1481" w:type="dxa"/>
+            <w:shd w:fill="F1F5F0" w:val="clear"/>
           </w:tcPr>
           <w:p>
             <w:pPr>
-              <w:spacing w:after="20" w:before="20"/>
+              <w:spacing w:after="20" w:before="20" w:line="250" w:lineRule="auto"/>
             </w:pPr>
             <w:r>
               <w:rPr>
+                <w:rFonts w:ascii="Arial" w:hAnsi="Arial"/>
+                <w:color w:val="152B3A"/>
                 <w:sz w:val="21"/>
               </w:rPr>
               <w:t>4</w:t>
@@ -553,13 +661,16 @@
           <w:tcPr>
             <w:vAlign w:val="center"/>
             <w:tcW w:w="2466" w:type="dxa"/>
+            <w:shd w:fill="FFFFFF" w:val="clear"/>
           </w:tcPr>
           <w:p>
             <w:pPr>
-              <w:spacing w:after="20" w:before="20"/>
+              <w:spacing w:after="20" w:before="20" w:line="250" w:lineRule="auto"/>
             </w:pPr>
             <w:r>
               <w:rPr>
+                <w:rFonts w:ascii="Arial" w:hAnsi="Arial"/>
+                <w:color w:val="152B3A"/>
                 <w:sz w:val="21"/>
               </w:rPr>
               <w:t>26–30</w:t>
@@ -570,13 +681,16 @@
           <w:tcPr>
             <w:vAlign w:val="center"/>
             <w:tcW w:w="5919" w:type="dxa"/>
+            <w:shd w:fill="FFFFFF" w:val="clear"/>
           </w:tcPr>
           <w:p>
             <w:pPr>
-              <w:spacing w:after="20" w:before="20"/>
+              <w:spacing w:after="20" w:before="20" w:line="250" w:lineRule="auto"/>
             </w:pPr>
             <w:r>
               <w:rPr>
+                <w:rFonts w:ascii="Arial" w:hAnsi="Arial"/>
+                <w:color w:val="152B3A"/>
                 <w:sz w:val="21"/>
               </w:rPr>
               <w:t>I Do 2</w:t>
@@ -587,13 +701,16 @@
           <w:tcPr>
             <w:vAlign w:val="center"/>
             <w:tcW w:w="1481" w:type="dxa"/>
+            <w:shd w:fill="FFFFFF" w:val="clear"/>
           </w:tcPr>
           <w:p>
             <w:pPr>
-              <w:spacing w:after="20" w:before="20"/>
+              <w:spacing w:after="20" w:before="20" w:line="250" w:lineRule="auto"/>
             </w:pPr>
             <w:r>
               <w:rPr>
+                <w:rFonts w:ascii="Arial" w:hAnsi="Arial"/>
+                <w:color w:val="152B3A"/>
                 <w:sz w:val="21"/>
               </w:rPr>
               <w:t>4</w:t>
@@ -609,13 +726,16 @@
           <w:tcPr>
             <w:vAlign w:val="center"/>
             <w:tcW w:w="2466" w:type="dxa"/>
+            <w:shd w:fill="F1F5F0" w:val="clear"/>
           </w:tcPr>
           <w:p>
             <w:pPr>
-              <w:spacing w:after="20" w:before="20"/>
+              <w:spacing w:after="20" w:before="20" w:line="250" w:lineRule="auto"/>
             </w:pPr>
             <w:r>
               <w:rPr>
+                <w:rFonts w:ascii="Arial" w:hAnsi="Arial"/>
+                <w:color w:val="152B3A"/>
                 <w:sz w:val="21"/>
               </w:rPr>
               <w:t>30–40</w:t>
@@ -626,13 +746,16 @@
           <w:tcPr>
             <w:vAlign w:val="center"/>
             <w:tcW w:w="5919" w:type="dxa"/>
+            <w:shd w:fill="F1F5F0" w:val="clear"/>
           </w:tcPr>
           <w:p>
             <w:pPr>
-              <w:spacing w:after="20" w:before="20"/>
+              <w:spacing w:after="20" w:before="20" w:line="250" w:lineRule="auto"/>
             </w:pPr>
             <w:r>
               <w:rPr>
+                <w:rFonts w:ascii="Arial" w:hAnsi="Arial"/>
+                <w:color w:val="152B3A"/>
                 <w:sz w:val="21"/>
               </w:rPr>
               <w:t>We Do 2</w:t>
@@ -643,13 +766,16 @@
           <w:tcPr>
             <w:vAlign w:val="center"/>
             <w:tcW w:w="1481" w:type="dxa"/>
+            <w:shd w:fill="F1F5F0" w:val="clear"/>
           </w:tcPr>
           <w:p>
             <w:pPr>
-              <w:spacing w:after="20" w:before="20"/>
+              <w:spacing w:after="20" w:before="20" w:line="250" w:lineRule="auto"/>
             </w:pPr>
             <w:r>
               <w:rPr>
+                <w:rFonts w:ascii="Arial" w:hAnsi="Arial"/>
+                <w:color w:val="152B3A"/>
                 <w:sz w:val="21"/>
               </w:rPr>
               <w:t>10</w:t>
@@ -663,14 +789,23 @@
         <w:pStyle w:val="Small"/>
       </w:pPr>
       <w:r>
+        <w:rPr>
+          <w:rFonts w:ascii="Arial" w:hAnsi="Arial"/>
+        </w:rPr>
         <w:t>Split slide times are added within their original source stages. Printed tasks and adaptations replace activity within these timings; they do not add extra lesson time.</w:t>
       </w:r>
     </w:p>
     <w:p>
       <w:pPr>
         <w:pStyle w:val="Heading1"/>
+        <w:pBdr>
+          <w:bottom w:val="single" w:sz="6" w:color="DCE7DD" w:space="4"/>
+        </w:pBdr>
       </w:pPr>
       <w:r>
+        <w:rPr>
+          <w:rFonts w:ascii="Arial" w:hAnsi="Arial"/>
+        </w:rPr>
         <w:t>Equipment and preparation</w:t>
       </w:r>
     </w:p>
@@ -682,6 +817,9 @@
         </w:numPr>
       </w:pPr>
       <w:r>
+        <w:rPr>
+          <w:rFonts w:ascii="Arial" w:hAnsi="Arial"/>
+        </w:rPr>
         <w:t>Original printed animal/body-clue cards and vertebrate/invertebrate labels</w:t>
       </w:r>
     </w:p>
@@ -693,6 +831,9 @@
         </w:numPr>
       </w:pPr>
       <w:r>
+        <w:rPr>
+          <w:rFonts w:ascii="Arial" w:hAnsi="Arial"/>
+        </w:rPr>
         <w:t>Pupil record, pencil or movable answer labels</w:t>
       </w:r>
     </w:p>
@@ -704,6 +845,9 @@
         </w:numPr>
       </w:pPr>
       <w:r>
+        <w:rPr>
+          <w:rFonts w:ascii="Arial" w:hAnsi="Arial"/>
+        </w:rPr>
         <w:t>Optional adult pointer for the native backbone schematic</w:t>
       </w:r>
     </w:p>
@@ -711,8 +855,15 @@
       <w:pPr>
         <w:pStyle w:val="Kicker"/>
         <w:pageBreakBefore/>
+        <w:pBdr>
+          <w:left w:val="single" w:sz="20" w:color="28685E" w:space="7"/>
+        </w:pBdr>
+        <w:ind w:left="140"/>
       </w:pPr>
       <w:r>
+        <w:rPr>
+          <w:rFonts w:ascii="Arial" w:hAnsi="Arial"/>
+        </w:rPr>
         <w:t>TEACHING SEQUENCE</w:t>
       </w:r>
     </w:p>
@@ -721,6 +872,12 @@
         <w:pStyle w:val="Title"/>
       </w:pPr>
       <w:r>
+        <w:rPr>
+          <w:rFonts w:ascii="Arial" w:hAnsi="Arial"/>
+          <w:b/>
+          <w:color w:val="152B3A"/>
+          <w:sz w:val="48"/>
+        </w:rPr>
         <w:t>Guide the lesson</w:t>
       </w:r>
     </w:p>
@@ -729,6 +886,11 @@
         <w:pStyle w:val="Subtitle"/>
       </w:pPr>
       <w:r>
+        <w:rPr>
+          <w:rFonts w:ascii="Arial" w:hAnsi="Arial"/>
+          <w:i w:val="0"/>
+          <w:sz w:val="22"/>
+        </w:rPr>
         <w:t>Use the source stage times; choose prompts appropriate to the pupil.</w:t>
       </w:r>
     </w:p>
@@ -738,11 +900,18 @@
         <w:keepNext/>
       </w:pPr>
       <w:r>
+        <w:rPr>
+          <w:rFonts w:ascii="Arial" w:hAnsi="Arial"/>
+          <w:color w:val="152B3A"/>
+        </w:rPr>
         <w:t>Slide 1: Backbones and no backbones · 1 minute</w:t>
       </w:r>
     </w:p>
     <w:p>
       <w:r>
+        <w:rPr>
+          <w:rFonts w:ascii="Arial" w:hAnsi="Arial"/>
+        </w:rPr>
         <w:t>Monday P3, 11:00-11:40. This one-minute overview is included in the 40-minute lesson.</w:t>
       </w:r>
     </w:p>
@@ -752,11 +921,18 @@
         <w:keepNext/>
       </w:pPr>
       <w:r>
+        <w:rPr>
+          <w:rFonts w:ascii="Arial" w:hAnsi="Arial"/>
+          <w:color w:val="152B3A"/>
+        </w:rPr>
         <w:t>Slide 2: Start with your own idea · 4 minutes</w:t>
       </w:r>
     </w:p>
     <w:p>
       <w:r>
+        <w:rPr>
+          <w:rFonts w:ascii="Arial" w:hAnsi="Arial"/>
+        </w:rPr>
         <w:t>Do not claim pupils learnt bones in Weeks 1-2: these were baseline weeks. Supported: offer fish/snail labels and read aloud. Standard: name an animal and predict. Stretch: name one possible example in each group. No checking of pupils’ own spines.</w:t>
       </w:r>
     </w:p>
@@ -766,11 +942,18 @@
         <w:keepNext/>
       </w:pPr>
       <w:r>
+        <w:rPr>
+          <w:rFonts w:ascii="Arial" w:hAnsi="Arial"/>
+          <w:color w:val="152B3A"/>
+        </w:rPr>
         <w:t>Slide 3: Three things we will do · 2 minutes</w:t>
       </w:r>
     </w:p>
     <w:p>
       <w:r>
+        <w:rPr>
+          <w:rFonts w:ascii="Arial" w:hAnsi="Arial"/>
+        </w:rPr>
         <w:t>Read the goal and introduce backbone, vertebrate and invertebrate orally. Pupils may point, sign, dictate or use an adult reader. This is the current Monday sequence; practical clue-card investigation is reserved for Wednesday.</w:t>
       </w:r>
     </w:p>
@@ -780,11 +963,18 @@
         <w:keepNext/>
       </w:pPr>
       <w:r>
+        <w:rPr>
+          <w:rFonts w:ascii="Arial" w:hAnsi="Arial"/>
+          <w:color w:val="152B3A"/>
+        </w:rPr>
         <w:t>Slide 4: Look for bones inside · 5 minutes</w:t>
       </w:r>
     </w:p>
     <w:p>
       <w:r>
+        <w:rPr>
+          <w:rFonts w:ascii="Arial" w:hAnsi="Arial"/>
+        </w:rPr>
         <w:t>Original native schematic of a short section of backbone, not a complete animal skeleton or diagnostic image. Trace the sequence of small bones with a pointer. A fish has an internal backbone even though it has no legs. Explain that pictures alone may hide internal structures; we use the stated body evidence.</w:t>
       </w:r>
     </w:p>
@@ -794,11 +984,18 @@
         <w:keepNext/>
       </w:pPr>
       <w:r>
+        <w:rPr>
+          <w:rFonts w:ascii="Arial" w:hAnsi="Arial"/>
+          <w:color w:val="152B3A"/>
+        </w:rPr>
         <w:t>Slide 5: A hard outside is different · 4 minutes</w:t>
       </w:r>
     </w:p>
     <w:p>
       <w:r>
+        <w:rPr>
+          <w:rFonts w:ascii="Arial" w:hAnsi="Arial"/>
+        </w:rPr>
         <w:t>Read a body-evidence card for each animal. A crab’s hard exoskeleton supports/protects it but is not an internal backbone. Invertebrate does not mean soft, small or unsupported. An earthworm can use muscles and fluid support. No live animals needed.</w:t>
       </w:r>
     </w:p>
@@ -808,11 +1005,18 @@
         <w:keepNext/>
       </w:pPr>
       <w:r>
+        <w:rPr>
+          <w:rFonts w:ascii="Arial" w:hAnsi="Arial"/>
+          <w:color w:val="152B3A"/>
+        </w:rPr>
         <w:t>Slide 6: Decide before the explanation · 3 minutes</w:t>
       </w:r>
     </w:p>
     <w:p>
       <w:r>
+        <w:rPr>
+          <w:rFonts w:ascii="Arial" w:hAnsi="Arial"/>
+        </w:rPr>
         <w:t>Read each body clue, allow processing time and collect each pupil’s choice before confirming. Fish/frog = vertebrate; snail = invertebrate. Optional verbal clues and movable labels replace online animation. Ask which evidence made the decision possible.</w:t>
       </w:r>
     </w:p>
@@ -820,8 +1024,15 @@
       <w:pPr>
         <w:pStyle w:val="Kicker"/>
         <w:pageBreakBefore/>
+        <w:pBdr>
+          <w:left w:val="single" w:sz="20" w:color="28685E" w:space="7"/>
+        </w:pBdr>
+        <w:ind w:left="140"/>
       </w:pPr>
       <w:r>
+        <w:rPr>
+          <w:rFonts w:ascii="Arial" w:hAnsi="Arial"/>
+        </w:rPr>
         <w:t>TEACHING SEQUENCE / CONTINUED</w:t>
       </w:r>
     </w:p>
@@ -830,6 +1041,12 @@
         <w:pStyle w:val="Title"/>
       </w:pPr>
       <w:r>
+        <w:rPr>
+          <w:rFonts w:ascii="Arial" w:hAnsi="Arial"/>
+          <w:b/>
+          <w:color w:val="152B3A"/>
+          <w:sz w:val="48"/>
+        </w:rPr>
         <w:t>Guide the lesson - continued</w:t>
       </w:r>
     </w:p>
@@ -838,6 +1055,11 @@
         <w:pStyle w:val="Subtitle"/>
       </w:pPr>
       <w:r>
+        <w:rPr>
+          <w:rFonts w:ascii="Arial" w:hAnsi="Arial"/>
+          <w:i w:val="0"/>
+          <w:sz w:val="22"/>
+        </w:rPr>
         <w:t>Keep the source stage times; pause and check understanding as needed.</w:t>
       </w:r>
     </w:p>
@@ -847,11 +1069,18 @@
         <w:keepNext/>
       </w:pPr>
       <w:r>
+        <w:rPr>
+          <w:rFonts w:ascii="Arial" w:hAnsi="Arial"/>
+          <w:color w:val="152B3A"/>
+        </w:rPr>
         <w:t>Slide 7: Try the rule again · 3 minutes</w:t>
       </w:r>
     </w:p>
     <w:p>
       <w:r>
+        <w:rPr>
+          <w:rFonts w:ascii="Arial" w:hAnsi="Arial"/>
+        </w:rPr>
         <w:t>Mouse = vertebrate; crab/earthworm = invertebrate. The tiny mouse counters size-based guessing. Explain that a shell or outer case is useful support but is not a spine. Correct the rule gently rather than describing a pupil as wrong.</w:t>
       </w:r>
     </w:p>
@@ -861,11 +1090,18 @@
         <w:keepNext/>
       </w:pPr>
       <w:r>
+        <w:rPr>
+          <w:rFonts w:ascii="Arial" w:hAnsi="Arial"/>
+          <w:color w:val="152B3A"/>
+        </w:rPr>
         <w:t>Slide 8: Different outsides, same test · 4 minutes</w:t>
       </w:r>
     </w:p>
     <w:p>
       <w:r>
+        <w:rPr>
+          <w:rFonts w:ascii="Arial" w:hAnsi="Arial"/>
+        </w:rPr>
         <w:t>Ask pupils to identify the shared evidence. Contrast a mouse and a large lobster if helpful: body size cannot decide the group. Use these four named examples; do not infer classifications from appearance alone.</w:t>
       </w:r>
     </w:p>
@@ -875,11 +1111,18 @@
         <w:keepNext/>
       </w:pPr>
       <w:r>
+        <w:rPr>
+          <w:rFonts w:ascii="Arial" w:hAnsi="Arial"/>
+          <w:color w:val="152B3A"/>
+        </w:rPr>
         <w:t>Slide 9: Use because to show your reason · 4 minutes</w:t>
       </w:r>
     </w:p>
     <w:p>
       <w:r>
+        <w:rPr>
+          <w:rFonts w:ascii="Arial" w:hAnsi="Arial"/>
+        </w:rPr>
         <w:t>Model the source evidence loop. Supported: point to group and backbone clue; adult repeats pupil meaning. Standard: complete because sentence. Stretch: contrast why a hard outer case would not prove a backbone. A recorded pupil explanation is stronger evidence than a photo of a sort alone.</w:t>
       </w:r>
     </w:p>
@@ -889,11 +1132,18 @@
         <w:keepNext/>
       </w:pPr>
       <w:r>
+        <w:rPr>
+          <w:rFonts w:ascii="Arial" w:hAnsi="Arial"/>
+          <w:color w:val="152B3A"/>
+        </w:rPr>
         <w:t>Slide 10: Sort the evidence cards · 5 minutes</w:t>
       </w:r>
     </w:p>
     <w:p>
       <w:r>
+        <w:rPr>
+          <w:rFonts w:ascii="Arial" w:hAnsi="Arial"/>
+        </w:rPr>
         <w:t>Worksheet supplies body evidence for each animal. Bat/snake = vertebrate; crab/jellyfish = invertebrate. The only reliable diagnostic criterion among these three is internal backbone. Size and fur are not universal tests. Let pupils place or direct labels before reveal; this is an original paper version of the source classification activity.</w:t>
       </w:r>
     </w:p>
@@ -903,11 +1153,18 @@
         <w:keepNext/>
       </w:pPr>
       <w:r>
+        <w:rPr>
+          <w:rFonts w:ascii="Arial" w:hAnsi="Arial"/>
+          <w:color w:val="152B3A"/>
+        </w:rPr>
         <w:t>Slide 11: Check one choice and keep it · 5 minutes</w:t>
       </w:r>
     </w:p>
     <w:p>
       <w:r>
+        <w:rPr>
+          <w:rFonts w:ascii="Arial" w:hAnsi="Arial"/>
+        </w:rPr>
         <w:t>Five minutes completes source ten-minute We Do 2. Include checking rather than additional timed exit. Ask whether size, fur or legs prove the claim; they do not. Learner can pass or speak privately. End Monday here, retaining one explanation and the sort for the Wednesday evidence workshop.</w:t>
       </w:r>
     </w:p>
@@ -915,8 +1172,15 @@
       <w:pPr>
         <w:pStyle w:val="Kicker"/>
         <w:pageBreakBefore/>
+        <w:pBdr>
+          <w:left w:val="single" w:sz="20" w:color="28685E" w:space="7"/>
+        </w:pBdr>
+        <w:ind w:left="140"/>
       </w:pPr>
       <w:r>
+        <w:rPr>
+          <w:rFonts w:ascii="Arial" w:hAnsi="Arial"/>
+        </w:rPr>
         <w:t>TEACHER ANSWERS</w:t>
       </w:r>
     </w:p>
@@ -925,6 +1189,12 @@
         <w:pStyle w:val="Title"/>
       </w:pPr>
       <w:r>
+        <w:rPr>
+          <w:rFonts w:ascii="Arial" w:hAnsi="Arial"/>
+          <w:b/>
+          <w:color w:val="152B3A"/>
+          <w:sz w:val="48"/>
+        </w:rPr>
         <w:t>Worked answers and expected evidence</w:t>
       </w:r>
     </w:p>
@@ -933,6 +1203,11 @@
         <w:pStyle w:val="Subtitle"/>
       </w:pPr>
       <w:r>
+        <w:rPr>
+          <w:rFonts w:ascii="Arial" w:hAnsi="Arial"/>
+          <w:i w:val="0"/>
+          <w:sz w:val="22"/>
+        </w:rPr>
         <w:t>Use after an attempt. Accept equivalent correct explanations; record support given.</w:t>
       </w:r>
     </w:p>
@@ -941,11 +1216,18 @@
         <w:pStyle w:val="Heading2"/>
       </w:pPr>
       <w:r>
+        <w:rPr>
+          <w:rFonts w:ascii="Arial" w:hAnsi="Arial"/>
+          <w:color w:val="152B3A"/>
+        </w:rPr>
         <w:t>Backbone rule</w:t>
       </w:r>
     </w:p>
     <w:p>
       <w:r>
+        <w:rPr>
+          <w:rFonts w:ascii="Arial" w:hAnsi="Arial"/>
+        </w:rPr>
         <w:t>Vertebrate = animal with a backbone. Invertebrate = animal without a backbone. Different forms of support do not change this criterion.</w:t>
       </w:r>
     </w:p>
@@ -954,11 +1236,18 @@
         <w:pStyle w:val="Heading2"/>
       </w:pPr>
       <w:r>
+        <w:rPr>
+          <w:rFonts w:ascii="Arial" w:hAnsi="Arial"/>
+          <w:color w:val="152B3A"/>
+        </w:rPr>
         <w:t>1. My first idea</w:t>
       </w:r>
     </w:p>
     <w:p>
       <w:r>
+        <w:rPr>
+          <w:rFonts w:ascii="Arial" w:hAnsi="Arial"/>
+        </w:rPr>
         <w:t>Prediction is not a test score. Accept uncertainty. Do not assume any baseline pupil learnt the answer before this lesson.</w:t>
       </w:r>
     </w:p>
@@ -967,11 +1256,18 @@
         <w:pStyle w:val="Heading2"/>
       </w:pPr>
       <w:r>
+        <w:rPr>
+          <w:rFonts w:ascii="Arial" w:hAnsi="Arial"/>
+          <w:color w:val="152B3A"/>
+        </w:rPr>
         <w:t>2. Use the body evidence</w:t>
       </w:r>
     </w:p>
     <w:p>
       <w:r>
+        <w:rPr>
+          <w:rFonts w:ascii="Arial" w:hAnsi="Arial"/>
+        </w:rPr>
         <w:t>Fish, frog and mouse are vertebrates; snail, crab and earthworm are invertebrates. Use internal backbone as the criterion. Fluid support is sufficient for this simplified earthworm example.</w:t>
       </w:r>
     </w:p>
@@ -980,11 +1276,18 @@
         <w:pStyle w:val="Heading2"/>
       </w:pPr>
       <w:r>
+        <w:rPr>
+          <w:rFonts w:ascii="Arial" w:hAnsi="Arial"/>
+          <w:color w:val="152B3A"/>
+        </w:rPr>
         <w:t>3. Which clues count?</w:t>
       </w:r>
     </w:p>
     <w:p>
       <w:r>
+        <w:rPr>
+          <w:rFonts w:ascii="Arial" w:hAnsi="Arial"/>
+        </w:rPr>
         <w:t>Bat and snake = vertebrate; crab and jellyfish = invertebrate. Wings, legs, fur and size do not decide the definition.</w:t>
       </w:r>
     </w:p>
@@ -993,19 +1296,32 @@
         <w:pStyle w:val="Heading2"/>
       </w:pPr>
       <w:r>
+        <w:rPr>
+          <w:rFonts w:ascii="Arial" w:hAnsi="Arial"/>
+          <w:color w:val="152B3A"/>
+        </w:rPr>
         <w:t>4. My evidence explanation</w:t>
       </w:r>
     </w:p>
     <w:p>
       <w:r>
+        <w:rPr>
+          <w:rFonts w:ascii="Arial" w:hAnsi="Arial"/>
+        </w:rPr>
         <w:t>Accept the scientific classification linked to presence/absence of internal backbone. For example: snake is a vertebrate because it has a backbone even though it has no legs. A changed idea shows response to evidence.</w:t>
       </w:r>
     </w:p>
     <w:p>
       <w:pPr>
         <w:pStyle w:val="Heading1"/>
+        <w:pBdr>
+          <w:bottom w:val="single" w:sz="6" w:color="DCE7DD" w:space="4"/>
+        </w:pBdr>
       </w:pPr>
       <w:r>
+        <w:rPr>
+          <w:rFonts w:ascii="Arial" w:hAnsi="Arial"/>
+        </w:rPr>
         <w:t>Misconceptions and corrections</w:t>
       </w:r>
     </w:p>
@@ -1017,6 +1333,9 @@
         </w:numPr>
       </w:pPr>
       <w:r>
+        <w:rPr>
+          <w:rFonts w:ascii="Arial" w:hAnsi="Arial"/>
+        </w:rPr>
         <w:t>Small animals lack backbones: a mouse is small and has one.</w:t>
       </w:r>
     </w:p>
@@ -1028,6 +1347,9 @@
         </w:numPr>
       </w:pPr>
       <w:r>
+        <w:rPr>
+          <w:rFonts w:ascii="Arial" w:hAnsi="Arial"/>
+        </w:rPr>
         <w:t>A shell or outer case is a backbone: a crab has an exoskeleton but no backbone.</w:t>
       </w:r>
     </w:p>
@@ -1039,6 +1361,9 @@
         </w:numPr>
       </w:pPr>
       <w:r>
+        <w:rPr>
+          <w:rFonts w:ascii="Arial" w:hAnsi="Arial"/>
+        </w:rPr>
         <w:t>No legs means no backbone: snakes have an internal backbone.</w:t>
       </w:r>
     </w:p>
@@ -1046,8 +1371,15 @@
       <w:pPr>
         <w:pStyle w:val="Kicker"/>
         <w:pageBreakBefore/>
+        <w:pBdr>
+          <w:left w:val="single" w:sz="20" w:color="28685E" w:space="7"/>
+        </w:pBdr>
+        <w:ind w:left="140"/>
       </w:pPr>
       <w:r>
+        <w:rPr>
+          <w:rFonts w:ascii="Arial" w:hAnsi="Arial"/>
+        </w:rPr>
         <w:t>PREPARATION / ACCESS / SOURCE RECORD</w:t>
       </w:r>
     </w:p>
@@ -1056,6 +1388,12 @@
         <w:pStyle w:val="Title"/>
       </w:pPr>
       <w:r>
+        <w:rPr>
+          <w:rFonts w:ascii="Arial" w:hAnsi="Arial"/>
+          <w:b/>
+          <w:color w:val="152B3A"/>
+          <w:sz w:val="48"/>
+        </w:rPr>
         <w:t>Teach safely; keep the evidence</w:t>
       </w:r>
     </w:p>
@@ -1064,14 +1402,25 @@
         <w:pStyle w:val="Subtitle"/>
       </w:pPr>
       <w:r>
+        <w:rPr>
+          <w:rFonts w:ascii="Arial" w:hAnsi="Arial"/>
+          <w:i w:val="0"/>
+          <w:sz w:val="22"/>
+        </w:rPr>
         <w:t>The source record identifies this conversion; it is not a claim of publication.</w:t>
       </w:r>
     </w:p>
     <w:p>
       <w:pPr>
         <w:pStyle w:val="Heading1"/>
+        <w:pBdr>
+          <w:bottom w:val="single" w:sz="6" w:color="DCE7DD" w:space="4"/>
+        </w:pBdr>
       </w:pPr>
       <w:r>
+        <w:rPr>
+          <w:rFonts w:ascii="Arial" w:hAnsi="Arial"/>
+        </w:rPr>
         <w:t>Safety</w:t>
       </w:r>
     </w:p>
@@ -1083,6 +1432,9 @@
         </w:numPr>
       </w:pPr>
       <w:r>
+        <w:rPr>
+          <w:rFonts w:ascii="Arial" w:hAnsi="Arial"/>
+        </w:rPr>
         <w:t>Use paper models only; do not touch live animals or pupils’ spines.</w:t>
       </w:r>
     </w:p>
@@ -1094,6 +1446,9 @@
         </w:numPr>
       </w:pPr>
       <w:r>
+        <w:rPr>
+          <w:rFonts w:ascii="Arial" w:hAnsi="Arial"/>
+        </w:rPr>
         <w:t>Adult reads/cuts cards if needed; offer pointing, dictation or directing.</w:t>
       </w:r>
     </w:p>
@@ -1105,14 +1460,23 @@
         </w:numPr>
       </w:pPr>
       <w:r>
+        <w:rPr>
+          <w:rFonts w:ascii="Arial" w:hAnsi="Arial"/>
+        </w:rPr>
         <w:t>No compulsory body display, public sharing or photography.</w:t>
       </w:r>
     </w:p>
     <w:p>
       <w:pPr>
         <w:pStyle w:val="Heading1"/>
+        <w:pBdr>
+          <w:bottom w:val="single" w:sz="6" w:color="DCE7DD" w:space="4"/>
+        </w:pBdr>
       </w:pPr>
       <w:r>
+        <w:rPr>
+          <w:rFonts w:ascii="Arial" w:hAnsi="Arial"/>
+        </w:rPr>
         <w:t>Access and offline alternatives</w:t>
       </w:r>
     </w:p>
@@ -1124,6 +1488,9 @@
         </w:numPr>
       </w:pPr>
       <w:r>
+        <w:rPr>
+          <w:rFonts w:ascii="Arial" w:hAnsi="Arial"/>
+        </w:rPr>
         <w:t>Use a choice of two labelled groups with an adult reader; point to the body clue.</w:t>
       </w:r>
     </w:p>
@@ -1135,6 +1502,9 @@
         </w:numPr>
       </w:pPr>
       <w:r>
+        <w:rPr>
+          <w:rFonts w:ascii="Arial" w:hAnsi="Arial"/>
+        </w:rPr>
         <w:t>Classify the supplied animals and explain one choice using because.</w:t>
       </w:r>
     </w:p>
@@ -1146,6 +1516,9 @@
         </w:numPr>
       </w:pPr>
       <w:r>
+        <w:rPr>
+          <w:rFonts w:ascii="Arial" w:hAnsi="Arial"/>
+        </w:rPr>
         <w:t>Use the rule on a bat/snake case and explain why size, fur or legs are unreliable.</w:t>
       </w:r>
     </w:p>
@@ -1157,27 +1530,45 @@
         </w:numPr>
       </w:pPr>
       <w:r>
+        <w:rPr>
+          <w:rFonts w:ascii="Arial" w:hAnsi="Arial"/>
+        </w:rPr>
         <w:t>Adult receives one real pupil observation or access request, acts on a feasible change and explains limits. A learner can pass privately.</w:t>
       </w:r>
     </w:p>
     <w:p>
       <w:pPr>
         <w:pStyle w:val="Heading1"/>
+        <w:pBdr>
+          <w:bottom w:val="single" w:sz="6" w:color="DCE7DD" w:space="4"/>
+        </w:pBdr>
       </w:pPr>
       <w:r>
+        <w:rPr>
+          <w:rFonts w:ascii="Arial" w:hAnsi="Arial"/>
+        </w:rPr>
         <w:t>Close and continue</w:t>
       </w:r>
     </w:p>
     <w:p>
       <w:r>
+        <w:rPr>
+          <w:rFonts w:ascii="Arial" w:hAnsi="Arial"/>
+        </w:rPr>
         <w:t>Finish at 40 minutes. Keep named cards and records for Wednesday Week 3; do not start the workshop early.</w:t>
       </w:r>
     </w:p>
     <w:p>
       <w:pPr>
         <w:pStyle w:val="Heading1"/>
+        <w:pBdr>
+          <w:bottom w:val="single" w:sz="6" w:color="DCE7DD" w:space="4"/>
+        </w:pBdr>
       </w:pPr>
       <w:r>
+        <w:rPr>
+          <w:rFonts w:ascii="Arial" w:hAnsi="Arial"/>
+        </w:rPr>
         <w:t>Source and revision</w:t>
       </w:r>
     </w:p>
@@ -1186,6 +1577,9 @@
         <w:pStyle w:val="Small"/>
       </w:pPr>
       <w:r>
+        <w:rPr>
+          <w:rFonts w:ascii="Arial" w:hAnsi="Arial"/>
+        </w:rPr>
         <w:t>Repository: MattRoper1977/Lessons</w:t>
       </w:r>
     </w:p>
@@ -1194,6 +1588,9 @@
         <w:pStyle w:val="Small"/>
       </w:pPr>
       <w:r>
+        <w:rPr>
+          <w:rFonts w:ascii="Arial" w:hAnsi="Arial"/>
+        </w:rPr>
         <w:t>Source path: Science_Teesside/Build/SCI_B_W3_Backbones.html</w:t>
       </w:r>
     </w:p>
@@ -1202,6 +1599,9 @@
         <w:pStyle w:val="Small"/>
       </w:pPr>
       <w:r>
+        <w:rPr>
+          <w:rFonts w:ascii="Arial" w:hAnsi="Arial"/>
+        </w:rPr>
         <w:t>Source file Git blob: 349b5b8637ba978dd594f77d80fbd7998dac1ff2</w:t>
       </w:r>
     </w:p>
@@ -1210,6 +1610,9 @@
         <w:pStyle w:val="Small"/>
       </w:pPr>
       <w:r>
+        <w:rPr>
+          <w:rFonts w:ascii="Arial" w:hAnsi="Arial"/>
+        </w:rPr>
         <w:t>Current source link (mutable): https://github.com/MattRoper1977/Lessons/blob/main/Science_Teesside/Build/SCI_B_W3_Backbones.html</w:t>
       </w:r>
     </w:p>
@@ -1218,6 +1621,9 @@
         <w:pStyle w:val="Small"/>
       </w:pPr>
       <w:r>
+        <w:rPr>
+          <w:rFonts w:ascii="Arial" w:hAnsi="Arial"/>
+        </w:rPr>
         <w:t>Document revision: 2026-09-06</w:t>
       </w:r>
     </w:p>
@@ -1226,6 +1632,10 @@
         <w:pStyle w:val="Heading2"/>
       </w:pPr>
       <w:r>
+        <w:rPr>
+          <w:rFonts w:ascii="Arial" w:hAnsi="Arial"/>
+          <w:color w:val="152B3A"/>
+        </w:rPr>
         <w:t>Uploaded supporting sources</w:t>
       </w:r>
     </w:p>
@@ -1237,6 +1647,9 @@
         </w:numPr>
       </w:pPr>
       <w:r>
+        <w:rPr>
+          <w:rFonts w:ascii="Arial" w:hAnsi="Arial"/>
+        </w:rPr>
         <w:t>White Rose Education, Year 3 Autumn Block 1 (2024): Skeletons, steps 3-5; uploaded source lessons about animal bones, animals with/without a spine and comparing skeletons. Steps 1-2 provide optional prerequisite vocabulary; they are not relabelled as completed baseline teaching.</w:t>
       </w:r>
     </w:p>
@@ -1245,6 +1658,10 @@
         <w:pStyle w:val="Heading2"/>
       </w:pPr>
       <w:r>
+        <w:rPr>
+          <w:rFonts w:ascii="Arial" w:hAnsi="Arial"/>
+          <w:color w:val="152B3A"/>
+        </w:rPr>
         <w:t>Recorded conversion changes</w:t>
       </w:r>
     </w:p>
@@ -1256,6 +1673,9 @@
         </w:numPr>
       </w:pPr>
       <w:r>
+        <w:rPr>
+          <w:rFonts w:ascii="Arial" w:hAnsi="Arial"/>
+        </w:rPr>
         <w:t>Original editable classroom text, scientific diagrams and pupil tasks follow the current weekly HTML, not the older retained A/B teaching version.</w:t>
       </w:r>
     </w:p>
@@ -1267,6 +1687,9 @@
         </w:numPr>
       </w:pPr>
       <w:r>
+        <w:rPr>
+          <w:rFonts w:ascii="Arial" w:hAnsi="Arial"/>
+        </w:rPr>
         <w:t>White Rose uploads inform concepts and task choices; no publisher-owned slide, photograph, worksheet page or video is redistributed in these public files.</w:t>
       </w:r>
     </w:p>
@@ -1278,6 +1701,9 @@
         </w:numPr>
       </w:pPr>
       <w:r>
+        <w:rPr>
+          <w:rFonts w:ascii="Arial" w:hAnsi="Arial"/>
+        </w:rPr>
         <w:t>Website animations and drag-and-drop controls become teacher-led reveals, movable paper labels and accessible spoken/drawn responses. No internet connection or video is needed.</w:t>
       </w:r>
     </w:p>
@@ -1289,6 +1715,9 @@
         </w:numPr>
       </w:pPr>
       <w:r>
+        <w:rPr>
+          <w:rFonts w:ascii="Arial" w:hAnsi="Arial"/>
+        </w:rPr>
         <w:t>Autumn 1 Weeks 1-2 were baseline assessment. This is a Weeks 3-7 teaching pack, not a claim that baseline assessments or the separate Week 8 enrichment are included.</w:t>
       </w:r>
     </w:p>
@@ -1311,6 +1740,11 @@
       <w:pStyle w:val="Small"/>
     </w:pPr>
     <w:r>
+      <w:rPr>
+        <w:rFonts w:ascii="Arial" w:hAnsi="Arial"/>
+        <w:color w:val="54656C"/>
+        <w:sz w:val="17"/>
+      </w:rPr>
       <w:t xml:space="preserve">Autumn 1 · Week 3 · Lesson A  |  Teacher materials  |  </w:t>
     </w:r>
     <w:fldSimple w:instr="PAGE"/>
@@ -1323,8 +1757,14 @@
   <w:p>
     <w:pPr>
       <w:pStyle w:val="Kicker"/>
+      <w:pBdr>
+        <w:bottom w:val="single" w:sz="8" w:color="DCE7DD" w:space="5"/>
+      </w:pBdr>
     </w:pPr>
     <w:r>
+      <w:rPr>
+        <w:rFonts w:ascii="Arial" w:hAnsi="Arial"/>
+      </w:rPr>
       <w:drawing>
         <wp:inline xmlns:a="http://schemas.openxmlformats.org/drawingml/2006/main" xmlns:pic="http://schemas.openxmlformats.org/drawingml/2006/picture">
           <wp:extent cx="270000" cy="270000"/>
@@ -1359,6 +1799,9 @@
       </w:drawing>
     </w:r>
     <w:r>
+      <w:rPr>
+        <w:rFonts w:ascii="Arial" w:hAnsi="Arial"/>
+      </w:rPr>
       <w:t xml:space="preserve">  MADE BY MATT  /  BUILD SCIENCE</w:t>
     </w:r>
   </w:p>
@@ -1831,12 +2274,13 @@
     <w:qFormat/>
     <w:rsid w:val="00FC693F"/>
     <w:pPr>
-      <w:spacing w:before="0" w:after="120" w:line="250" w:lineRule="auto"/>
+      <w:widowControl/>
+      <w:spacing w:before="0" w:after="120" w:line="257" w:lineRule="auto"/>
     </w:pPr>
     <w:rPr>
       <w:rFonts w:ascii="Arial" w:hAnsi="Arial" w:eastAsia="Arial" w:cs="Arial"/>
       <w:b w:val="0"/>
-      <w:color w:val="25343E"/>
+      <w:color w:val="152B3A"/>
       <w:sz w:val="22"/>
     </w:rPr>
   </w:style>
@@ -1895,15 +2339,16 @@
     <w:pPr>
       <w:keepNext/>
       <w:keepLines/>
-      <w:spacing w:before="220" w:after="120" w:line="250" w:lineRule="auto"/>
+      <w:widowControl/>
+      <w:spacing w:before="200" w:after="120" w:line="254" w:lineRule="auto"/>
       <w:outlineLvl w:val="0"/>
     </w:pPr>
     <w:rPr>
       <w:rFonts w:ascii="Arial" w:hAnsi="Arial" w:eastAsia="Arial" w:cs="Arial"/>
       <w:b/>
       <w:bCs/>
-      <w:color w:val="28675C"/>
-      <w:sz w:val="32"/>
+      <w:color w:val="28685E"/>
+      <w:sz w:val="30"/>
       <w:szCs w:val="28"/>
     </w:rPr>
   </w:style>
@@ -1919,14 +2364,15 @@
     <w:pPr>
       <w:keepNext/>
       <w:keepLines/>
-      <w:spacing w:before="140" w:after="120" w:line="250" w:lineRule="auto"/>
+      <w:widowControl/>
+      <w:spacing w:before="140" w:after="80" w:line="254" w:lineRule="auto"/>
       <w:outlineLvl w:val="1"/>
     </w:pPr>
     <w:rPr>
       <w:rFonts w:ascii="Arial" w:hAnsi="Arial" w:eastAsia="Arial" w:cs="Arial"/>
       <w:b/>
       <w:bCs/>
-      <w:color w:val="173348"/>
+      <w:color w:val="152B3A"/>
       <w:sz w:val="24"/>
       <w:szCs w:val="26"/>
     </w:rPr>
@@ -2182,13 +2628,14 @@
     <w:rsid w:val="00FC693F"/>
     <w:pPr>
       <w:keepNext/>
-      <w:spacing w:after="120" w:line="250" w:lineRule="auto" w:before="0"/>
+      <w:widowControl/>
+      <w:spacing w:after="140" w:line="250" w:lineRule="auto" w:before="0"/>
       <w:contextualSpacing/>
     </w:pPr>
     <w:rPr>
       <w:rFonts w:ascii="Arial" w:hAnsi="Arial" w:eastAsia="Arial" w:cs="Arial"/>
-      <w:b w:val="0"/>
-      <w:color w:val="173348"/>
+      <w:b/>
+      <w:color w:val="152B3A"/>
       <w:spacing w:val="5"/>
       <w:kern w:val="28"/>
       <w:sz w:val="48"/>
@@ -2220,19 +2667,20 @@
     <w:rsid w:val="00FC693F"/>
     <w:pPr>
       <w:keepNext/>
+      <w:widowControl/>
       <w:numPr>
         <w:ilvl w:val="1"/>
       </w:numPr>
-      <w:spacing w:before="0" w:after="120" w:line="250" w:lineRule="auto"/>
+      <w:spacing w:before="0" w:after="200" w:line="252" w:lineRule="auto"/>
     </w:pPr>
     <w:rPr>
       <w:rFonts w:ascii="Arial" w:hAnsi="Arial" w:eastAsia="Arial" w:cs="Arial"/>
       <w:b w:val="0"/>
-      <w:i/>
+      <w:i w:val="0"/>
       <w:iCs/>
-      <w:color w:val="53626A"/>
+      <w:color w:val="54656C"/>
       <w:spacing w:val="15"/>
-      <w:sz w:val="24"/>
+      <w:sz w:val="22"/>
       <w:szCs w:val="24"/>
     </w:rPr>
   </w:style>
@@ -13527,48 +13975,53 @@
   <w:style w:type="paragraph" w:customStyle="1" w:styleId="Kicker">
     <w:name w:val="Kicker"/>
     <w:pPr>
-      <w:spacing w:before="0" w:after="120" w:line="250" w:lineRule="auto"/>
+      <w:keepNext/>
+      <w:widowControl/>
+      <w:spacing w:before="0" w:after="140" w:line="250" w:lineRule="auto"/>
     </w:pPr>
     <w:rPr>
       <w:rFonts w:ascii="Arial" w:hAnsi="Arial" w:eastAsia="Arial" w:cs="Arial"/>
       <w:b/>
-      <w:color w:val="28675C"/>
+      <w:color w:val="28685E"/>
       <w:sz w:val="18"/>
     </w:rPr>
   </w:style>
   <w:style w:type="paragraph" w:customStyle="1" w:styleId="Small">
     <w:name w:val="Small"/>
     <w:pPr>
-      <w:spacing w:before="0" w:after="120" w:line="250" w:lineRule="auto"/>
+      <w:widowControl/>
+      <w:spacing w:before="0" w:after="120" w:line="254" w:lineRule="auto"/>
     </w:pPr>
     <w:rPr>
       <w:rFonts w:ascii="Arial" w:hAnsi="Arial" w:eastAsia="Arial" w:cs="Arial"/>
       <w:b w:val="0"/>
-      <w:color w:val="53626A"/>
+      <w:color w:val="54656C"/>
       <w:sz w:val="18"/>
     </w:rPr>
   </w:style>
   <w:style w:type="paragraph" w:customStyle="1" w:styleId="ResponseLine">
     <w:name w:val="ResponseLine"/>
     <w:pPr>
-      <w:spacing w:before="0" w:after="0" w:line="440" w:lineRule="exact"/>
+      <w:widowControl/>
+      <w:spacing w:before="0" w:after="0" w:line="480" w:lineRule="exact"/>
     </w:pPr>
     <w:rPr>
       <w:rFonts w:ascii="Arial" w:hAnsi="Arial" w:eastAsia="Arial" w:cs="Arial"/>
       <w:b w:val="0"/>
-      <w:color w:val="25343E"/>
+      <w:color w:val="152B3A"/>
       <w:sz w:val="24"/>
     </w:rPr>
   </w:style>
   <w:style w:type="paragraph" w:customStyle="1" w:styleId="Callout">
     <w:name w:val="Callout"/>
     <w:pPr>
-      <w:spacing w:before="120" w:after="160" w:line="250" w:lineRule="auto"/>
+      <w:widowControl/>
+      <w:spacing w:before="120" w:after="180" w:line="254" w:lineRule="auto"/>
     </w:pPr>
     <w:rPr>
       <w:rFonts w:ascii="Arial" w:hAnsi="Arial" w:eastAsia="Arial" w:cs="Arial"/>
       <w:b w:val="0"/>
-      <w:color w:val="25343E"/>
+      <w:color w:val="152B3A"/>
       <w:sz w:val="22"/>
     </w:rPr>
   </w:style>
